--- a/docs/downloads/william-gurnall/تم/doc_0531.docx
+++ b/docs/downloads/william-gurnall/تم/doc_0531.docx
@@ -6,31 +6,20 @@
       <w:pPr>
         <w:rPr>
           <w:rtl/>
-          <w:lang w:bidi="ar-SA"/>
         </w:rPr>
       </w:pPr>
-      <w:hyperlink r:id="rId4" w:history="1">
-        <w:r>
-          <w:rPr>
-            <w:rStyle w:val="Hyperlink"/>
-            <w:rtl/>
-            <w:lang w:bidi="ar-SA"/>
-          </w:rPr>
-          <w:t>الصلاة - متى نصلي؟</w:t>
-        </w:r>
-      </w:hyperlink>
+      <w:r>
+        <w:rPr>
+          <w:rtl/>
+        </w:rPr>
+        <w:t>الْوَقْتُ مُقَصَّرٌ</w:t>
+      </w:r>
     </w:p>
     <w:p>
       <w:pPr>
         <w:bidi w:val="0"/>
-        <w:rPr>
-          <w:lang w:bidi="ar-SA"/>
-        </w:rPr>
       </w:pPr>
       <w:r>
-        <w:rPr>
-          <w:lang w:bidi="ar-SA"/>
-        </w:rPr>
         <w:t>William Gurnall</w:t>
       </w:r>
     </w:p>
@@ -47,7 +36,7 @@
           <w:rtl/>
           <w:lang w:bidi="ar-SA"/>
         </w:rPr>
-        <w:t>الصلاة في وقت الضيق. حتى إن ليس بإمكان نعمة عابرة أن تبقي الصلاة على قيد الحياة، إلا أن الصلاة سيكون لها تأثير قوي على إبقاء القلب حيًا إن انتهت النعمة. إن اندفن ما يمتلكه الإنسان وثقته في ذات القبر، فسوف يكون أمرًا مؤسفًا. لا أحد يحتمل فقدان فرحه بصبر كالذي وهو فيه تدرب في الصلاة. كلما ازداد داود في صلاته لأجل ابنه وهو على قيد الحياة، كلما كانت دموعه أقل التي سكبها عند موته.</w:t>
+        <w:t>كثار من الناس عطشانين ولكنهم لا يعطشون للمسيح. إنه عطش أرضي والمزيد من العطش الأرضي، ويظهر أنهم لا يكتفون منه إلى أن يأتي الموت ويسد أفواههم.</w:t>
       </w:r>
     </w:p>
     <w:p>
@@ -63,45 +52,7 @@
           <w:rtl/>
           <w:lang w:bidi="ar-SA"/>
         </w:rPr>
-        <w:t>الصلاة في وقت السلامة. الصلاة ليست معطف شتاء. صحيح أننا نرتديه في الشتاء، لكن لا يجوز أن نخلعه في سلامة الصيف. إن رأيت مصليًا عليك أن تنتظر إلى أن تبرق وترعد وأن تجيء العاصفة. صلِّ في السلامة، حتى تتقدم في الصدمات. اعترف بالله الآن حتى يعترف بك حينها. هل سنرحب بالصديق الذي لا يقوم بزيارتنا إلا إن أراد أن يستعير منا شيئًا؟ صلِّ في السلامة حتى لا تقع في هذا الأمر. السلامة هي ليست صديق لذاكرتنا، لذا كثيرًا ما لنا إنذار بأن ننتبه متى ما نكون في خير، حتى لا ننسى الله. في الكتاب ترى بأن أكبر سقوط للمؤمنين كان وهم موجودين على أكثر أرضية مستوية</w:t>
-      </w:r>
-      <w:r>
-        <w:rPr>
-          <w:rFonts w:hint="cs"/>
-          <w:rtl/>
-          <w:lang w:bidi="ar-SA"/>
-        </w:rPr>
-        <w:t xml:space="preserve">. نوح الذي رأى كيف غرق كل العالم في المياه، </w:t>
-      </w:r>
-      <w:r>
-        <w:rPr>
-          <w:rtl/>
-          <w:lang w:bidi="ar-SA"/>
-        </w:rPr>
-        <w:t xml:space="preserve">كان بالكاد آمناً على الأرض عندما 'غرق' في </w:t>
-      </w:r>
-      <w:r>
-        <w:rPr>
-          <w:rFonts w:hint="cs"/>
-          <w:rtl/>
-          <w:lang w:bidi="ar-SA"/>
-        </w:rPr>
-        <w:t>الخمر</w:t>
-      </w:r>
-      <w:r>
-        <w:rPr>
-          <w:rtl/>
-          <w:lang w:bidi="ar-SA"/>
-        </w:rPr>
-        <w:t>.</w:t>
-      </w:r>
-      <w:r>
-        <w:rPr>
-          <w:rFonts w:hint="cs"/>
-          <w:rtl/>
-          <w:lang w:bidi="ar-SA"/>
-        </w:rPr>
-        <w:t xml:space="preserve"> قلب داود كان ثابتًا عندما كان في البرية، لكن عينه الشهوانية رفرفت وتجولت عندما كان على شرفة سطح قصره.</w:t>
+        <w:t>اخضرار وصدأ ذهبهم وفضتهم التي حصلوا عليها من كدّ عملهم ستقف لتدين الكثيرين قائلة: "لقد تعبت وتكبدت العناء من أجلنا نحن الذين صدئنا الآن وصرنا ترابًا، ولكن ها أنت تعرض عن حقل كلمة الله الذي فيه كنز لا يفنى مفضلاً تركه من أن تبذل جهدك لأجله."</w:t>
       </w:r>
     </w:p>
     <w:p>
@@ -117,13 +68,28 @@
           <w:rtl/>
           <w:lang w:bidi="ar-SA"/>
         </w:rPr>
-        <w:t>صلاة الصباح والمساء. الصلاة يجب أن تفتتح الصباح وتختم المساء. إننا لا نُظهر بأننا مسيحيين إن لم نفتح أعيننا بالصلاة، عند نهوضنا ونغمضها بذات المفتاح عند ذهابنا للنوم. عدا عن ذلك يحق لك أن تصلي بقدر ما تريد.</w:t>
+        <w:t>وقتك قصير ودربك طويلة. هل من الحكمة أن تصرف على أجرة مسكنك الذي سوف تتركه وتنسى الأشياء التي سوف تأخذها معك؟ قبل نضوج ثمر ما أنت تزرعه الآن ربما تكون قد صرت في القبر. "</w:t>
+      </w:r>
+      <w:r>
+        <w:rPr>
+          <w:rtl/>
+          <w:lang w:bidi="ar-SA"/>
+        </w:rPr>
+        <w:t>الْوَقْتُ مُقَصَّرٌ</w:t>
+      </w:r>
+      <w:r>
+        <w:rPr>
+          <w:rFonts w:hint="cs"/>
+          <w:rtl/>
+          <w:lang w:bidi="ar-SA"/>
+        </w:rPr>
+        <w:t>" يقول الرسول (1. كورنثوس 7: 29).</w:t>
       </w:r>
     </w:p>
     <w:p>
       <w:pPr>
         <w:rPr>
-          <w:rFonts w:hint="cs"/>
+          <w:rtl/>
           <w:lang w:bidi="ar-SA"/>
         </w:rPr>
       </w:pPr>
@@ -133,31 +99,152 @@
           <w:rtl/>
           <w:lang w:bidi="ar-SA"/>
         </w:rPr>
-        <w:t xml:space="preserve">إن أردت نارًا لذبيحتك المسائية، فاهتم، بأن لا ينتهي ما قد وضعته على مذبحك. كل ما ستُملئ به جرتك هذا ما سوف تسكبه أيضًا. إن ملأناها ماءً فلن نسكب منها خمرًا إلا بأعجوبة. </w:t>
-      </w:r>
-      <w:r>
-        <w:rPr>
-          <w:rFonts w:hint="cs"/>
-          <w:rtl/>
-          <w:lang w:bidi="ar-SA"/>
-        </w:rPr>
-        <w:t>فماذا إذًا إن ملأت قلبك كل النهار بالأرضيات (والله لا يوجد له أي مكان في أفكارك) ومن ثم تريد أن تخرج منه سماويات في المساء؟ كل مَن هو سماوي في مشغولياته الأرضية سيكون أقل عالميًا في مشغولياته السماوية. أحد المؤمنين وهو يحتضر عبّر عن ذلك بصورة جميلة: "إني أستبدل مكان وجودي، ولك</w:t>
-      </w:r>
-      <w:r>
-        <w:rPr>
-          <w:rFonts w:hint="cs"/>
-          <w:rtl/>
-          <w:lang w:bidi="ar-SA"/>
-        </w:rPr>
-        <w:t>ن</w:t>
-      </w:r>
-      <w:r>
-        <w:rPr>
-          <w:rFonts w:hint="cs"/>
-          <w:rtl/>
-          <w:lang w:bidi="ar-SA"/>
-        </w:rPr>
-        <w:t xml:space="preserve"> ليس شركتي."</w:t>
+        <w:t>إن الناس لطفاء مع بعضهم البعض: هم يتمنون بأن يطول انتظارهم للموت؛ ولأنهم هذا ما يرغبونه يجرؤون بأن يعدوا أنفسهم بأنه هكذا سيكون أيضًا. مَن الذي يحدد مدة الإيجار؟ هل المستأجر أم المالك؟ ... أنت شاب، ومع ذلك لا يمكنك أن تقول بأنك لن تموت قريبًا. قِس التوابيت في المقبرة وستجد بعضها تناسب طولك تمامًا. إن كنا صغار</w:t>
+      </w:r>
+      <w:r>
+        <w:rPr>
+          <w:rFonts w:hint="cs"/>
+          <w:rtl/>
+          <w:lang w:bidi="ar-SA"/>
+        </w:rPr>
+        <w:t>ًا</w:t>
+      </w:r>
+      <w:r>
+        <w:rPr>
+          <w:rFonts w:hint="cs"/>
+          <w:rtl/>
+          <w:lang w:bidi="ar-SA"/>
+        </w:rPr>
+        <w:t xml:space="preserve"> أو كبار الأعمار فنحن في متناول منجل الموت. كبار السن يموتون لكِبَر سنهم، </w:t>
+      </w:r>
+      <w:r>
+        <w:rPr>
+          <w:rFonts w:hint="cs"/>
+          <w:rtl/>
+          <w:lang w:bidi="ar-SA"/>
+        </w:rPr>
+        <w:t xml:space="preserve">لكن الشباب لا يمكنهم أن يمنعوا الموت بأن يصلهم </w:t>
+      </w:r>
+      <w:r>
+        <w:rPr>
+          <w:rFonts w:hint="cs"/>
+          <w:rtl/>
+          <w:lang w:bidi="ar-SA"/>
+        </w:rPr>
+        <w:t xml:space="preserve">هم </w:t>
+      </w:r>
+      <w:r>
+        <w:rPr>
+          <w:rFonts w:hint="cs"/>
+          <w:rtl/>
+          <w:lang w:bidi="ar-SA"/>
+        </w:rPr>
+        <w:t>أيضًا.</w:t>
+      </w:r>
+    </w:p>
+    <w:p>
+      <w:pPr>
+        <w:rPr>
+          <w:rtl/>
+          <w:lang w:bidi="ar-SA"/>
+        </w:rPr>
+      </w:pPr>
+      <w:r>
+        <w:rPr>
+          <w:rFonts w:hint="cs"/>
+          <w:rtl/>
+          <w:lang w:bidi="ar-SA"/>
+        </w:rPr>
+        <w:t>إنه وقت سيء لطلاء السفينة لمنع تسرب الماء داخلها</w:t>
+      </w:r>
+      <w:r>
+        <w:rPr>
+          <w:rtl/>
+        </w:rPr>
+        <w:t xml:space="preserve"> </w:t>
+      </w:r>
+      <w:r>
+        <w:rPr>
+          <w:rtl/>
+          <w:lang w:bidi="ar-SA"/>
+        </w:rPr>
+        <w:t xml:space="preserve">عندما تكون في </w:t>
+      </w:r>
+      <w:r>
+        <w:rPr>
+          <w:rFonts w:hint="cs"/>
+          <w:rtl/>
+          <w:lang w:bidi="ar-SA"/>
+        </w:rPr>
+        <w:t>بحر مائج</w:t>
+      </w:r>
+      <w:r>
+        <w:rPr>
+          <w:rtl/>
+          <w:lang w:bidi="ar-SA"/>
+        </w:rPr>
+        <w:t xml:space="preserve"> وتتقاذفها العواصف.</w:t>
+      </w:r>
+      <w:r>
+        <w:rPr>
+          <w:rFonts w:hint="cs"/>
+          <w:rtl/>
+          <w:lang w:bidi="ar-SA"/>
+        </w:rPr>
+        <w:t xml:space="preserve"> فهذا كان يجب فعله حينما كانت لا زالت في الميناء. ومن السيء أيضًا بأن نبدأ بإعداد عدتنا للسماء ونحن مطروحين على فراش المرض. فكل مَن يبدأ بذلك عندها فقط يكون، ما أخشاه، كائنًا مسكينًا سيذهب إلى الطرف الآخر من الحياة بثوب ردي. ... إنها فقط سماء واحدة. كل مَن تفوته سيعيش في الجحيم إلى الأبد. هنالك مسيح واحد فقط سيُدخلك السماء. كل مَن يرفضه "</w:t>
+      </w:r>
+      <w:r>
+        <w:rPr>
+          <w:rtl/>
+        </w:rPr>
+        <w:t xml:space="preserve"> </w:t>
+      </w:r>
+      <w:r>
+        <w:rPr>
+          <w:rtl/>
+          <w:lang w:bidi="ar-SA"/>
+        </w:rPr>
+        <w:t>لاَ تَبْقَى بَعْدُ ذَبِيحَةٌ عَنِ الْخَطَايَا</w:t>
+      </w:r>
+      <w:r>
+        <w:rPr>
+          <w:rFonts w:hint="cs"/>
+          <w:rtl/>
+          <w:lang w:bidi="ar-SA"/>
+        </w:rPr>
+        <w:t>."</w:t>
+      </w:r>
+    </w:p>
+    <w:p>
+      <w:pPr>
+        <w:rPr>
+          <w:rFonts w:hint="cs"/>
+          <w:lang w:bidi="ar-SA"/>
+        </w:rPr>
+      </w:pPr>
+      <w:r>
+        <w:rPr>
+          <w:rFonts w:hint="cs"/>
+          <w:rtl/>
+          <w:lang w:bidi="ar-SA"/>
+        </w:rPr>
+        <w:t xml:space="preserve">لا أحد سيندم إلا المعلّق فوق هوة الجحيم </w:t>
+      </w:r>
+      <w:r>
+        <w:rPr>
+          <w:rFonts w:hint="cs"/>
+          <w:rtl/>
+          <w:lang w:bidi="ar-SA"/>
+        </w:rPr>
+        <w:t>وهو غير واعٍ للخطر</w:t>
+      </w:r>
+      <w:r>
+        <w:rPr>
+          <w:rFonts w:hint="cs"/>
+          <w:rtl/>
+          <w:lang w:bidi="ar-SA"/>
+        </w:rPr>
+        <w:t>.</w:t>
       </w:r>
     </w:p>
     <w:sectPr>
@@ -604,29 +691,6 @@
     <w:semiHidden/>
     <w:unhideWhenUsed/>
   </w:style>
-  <w:style w:type="character" w:styleId="Hyperlink">
-    <w:name w:val="Hyperlink"/>
-    <w:basedOn w:val="DefaultParagraphFont"/>
-    <w:uiPriority w:val="99"/>
-    <w:unhideWhenUsed/>
-    <w:rsid w:val="00B068C0"/>
-    <w:rPr>
-      <w:color w:val="0563C1" w:themeColor="hyperlink"/>
-      <w:u w:val="single"/>
-    </w:rPr>
-  </w:style>
-  <w:style w:type="character" w:styleId="UnresolvedMention">
-    <w:name w:val="Unresolved Mention"/>
-    <w:basedOn w:val="DefaultParagraphFont"/>
-    <w:uiPriority w:val="99"/>
-    <w:semiHidden/>
-    <w:unhideWhenUsed/>
-    <w:rsid w:val="00B068C0"/>
-    <w:rPr>
-      <w:color w:val="605E5C"/>
-      <w:shd w:val="clear" w:color="auto" w:fill="E1DFDD"/>
-    </w:rPr>
-  </w:style>
 </w:styles>
 </file>
 

--- a/docs/downloads/william-gurnall/تم/doc_0531.docx
+++ b/docs/downloads/william-gurnall/تم/doc_0531.docx
@@ -6,20 +6,31 @@
       <w:pPr>
         <w:rPr>
           <w:rtl/>
+          <w:lang w:bidi="ar-SA"/>
         </w:rPr>
       </w:pPr>
-      <w:r>
-        <w:rPr>
-          <w:rtl/>
-        </w:rPr>
-        <w:t>الْوَقْتُ مُقَصَّرٌ</w:t>
-      </w:r>
+      <w:hyperlink r:id="rId4" w:history="1">
+        <w:r>
+          <w:rPr>
+            <w:rStyle w:val="Hyperlink"/>
+            <w:rtl/>
+            <w:lang w:bidi="ar-SA"/>
+          </w:rPr>
+          <w:t>الصلاة - متى نصلي؟</w:t>
+        </w:r>
+      </w:hyperlink>
     </w:p>
     <w:p>
       <w:pPr>
         <w:bidi w:val="0"/>
+        <w:rPr>
+          <w:lang w:bidi="ar-SA"/>
+        </w:rPr>
       </w:pPr>
       <w:r>
+        <w:rPr>
+          <w:lang w:bidi="ar-SA"/>
+        </w:rPr>
         <w:t>William Gurnall</w:t>
       </w:r>
     </w:p>
@@ -36,7 +47,7 @@
           <w:rtl/>
           <w:lang w:bidi="ar-SA"/>
         </w:rPr>
-        <w:t>كثار من الناس عطشانين ولكنهم لا يعطشون للمسيح. إنه عطش أرضي والمزيد من العطش الأرضي، ويظهر أنهم لا يكتفون منه إلى أن يأتي الموت ويسد أفواههم.</w:t>
+        <w:t>الصلاة في وقت الضيق. حتى إن ليس بإمكان نعمة عابرة أن تبقي الصلاة على قيد الحياة، إلا أن الصلاة سيكون لها تأثير قوي على إبقاء القلب حيًا إن انتهت النعمة. إن اندفن ما يمتلكه الإنسان وثقته في ذات القبر، فسوف يكون أمرًا مؤسفًا. لا أحد يحتمل فقدان فرحه بصبر كالذي وهو فيه تدرب في الصلاة. كلما ازداد داود في صلاته لأجل ابنه وهو على قيد الحياة، كلما كانت دموعه أقل التي سكبها عند موته.</w:t>
       </w:r>
     </w:p>
     <w:p>
@@ -52,7 +63,45 @@
           <w:rtl/>
           <w:lang w:bidi="ar-SA"/>
         </w:rPr>
-        <w:t>اخضرار وصدأ ذهبهم وفضتهم التي حصلوا عليها من كدّ عملهم ستقف لتدين الكثيرين قائلة: "لقد تعبت وتكبدت العناء من أجلنا نحن الذين صدئنا الآن وصرنا ترابًا، ولكن ها أنت تعرض عن حقل كلمة الله الذي فيه كنز لا يفنى مفضلاً تركه من أن تبذل جهدك لأجله."</w:t>
+        <w:t>الصلاة في وقت السلامة. الصلاة ليست معطف شتاء. صحيح أننا نرتديه في الشتاء، لكن لا يجوز أن نخلعه في سلامة الصيف. إن رأيت مصليًا عليك أن تنتظر إلى أن تبرق وترعد وأن تجيء العاصفة. صلِّ في السلامة، حتى تتقدم في الصدمات. اعترف بالله الآن حتى يعترف بك حينها. هل سنرحب بالصديق الذي لا يقوم بزيارتنا إلا إن أراد أن يستعير منا شيئًا؟ صلِّ في السلامة حتى لا تقع في هذا الأمر. السلامة هي ليست صديق لذاكرتنا، لذا كثيرًا ما لنا إنذار بأن ننتبه متى ما نكون في خير، حتى لا ننسى الله. في الكتاب ترى بأن أكبر سقوط للمؤمنين كان وهم موجودين على أكثر أرضية مستوية</w:t>
+      </w:r>
+      <w:r>
+        <w:rPr>
+          <w:rFonts w:hint="cs"/>
+          <w:rtl/>
+          <w:lang w:bidi="ar-SA"/>
+        </w:rPr>
+        <w:t xml:space="preserve">. نوح الذي رأى كيف غرق كل العالم في المياه، </w:t>
+      </w:r>
+      <w:r>
+        <w:rPr>
+          <w:rtl/>
+          <w:lang w:bidi="ar-SA"/>
+        </w:rPr>
+        <w:t xml:space="preserve">كان بالكاد آمناً على الأرض عندما 'غرق' في </w:t>
+      </w:r>
+      <w:r>
+        <w:rPr>
+          <w:rFonts w:hint="cs"/>
+          <w:rtl/>
+          <w:lang w:bidi="ar-SA"/>
+        </w:rPr>
+        <w:t>الخمر</w:t>
+      </w:r>
+      <w:r>
+        <w:rPr>
+          <w:rtl/>
+          <w:lang w:bidi="ar-SA"/>
+        </w:rPr>
+        <w:t>.</w:t>
+      </w:r>
+      <w:r>
+        <w:rPr>
+          <w:rFonts w:hint="cs"/>
+          <w:rtl/>
+          <w:lang w:bidi="ar-SA"/>
+        </w:rPr>
+        <w:t xml:space="preserve"> قلب داود كان ثابتًا عندما كان في البرية، لكن عينه الشهوانية رفرفت وتجولت عندما كان على شرفة سطح قصره.</w:t>
       </w:r>
     </w:p>
     <w:p>
@@ -68,28 +117,13 @@
           <w:rtl/>
           <w:lang w:bidi="ar-SA"/>
         </w:rPr>
-        <w:t>وقتك قصير ودربك طويلة. هل من الحكمة أن تصرف على أجرة مسكنك الذي سوف تتركه وتنسى الأشياء التي سوف تأخذها معك؟ قبل نضوج ثمر ما أنت تزرعه الآن ربما تكون قد صرت في القبر. "</w:t>
-      </w:r>
-      <w:r>
-        <w:rPr>
-          <w:rtl/>
-          <w:lang w:bidi="ar-SA"/>
-        </w:rPr>
-        <w:t>الْوَقْتُ مُقَصَّرٌ</w:t>
-      </w:r>
-      <w:r>
-        <w:rPr>
-          <w:rFonts w:hint="cs"/>
-          <w:rtl/>
-          <w:lang w:bidi="ar-SA"/>
-        </w:rPr>
-        <w:t>" يقول الرسول (1. كورنثوس 7: 29).</w:t>
+        <w:t>صلاة الصباح والمساء. الصلاة يجب أن تفتتح الصباح وتختم المساء. إننا لا نُظهر بأننا مسيحيين إن لم نفتح أعيننا بالصلاة، عند نهوضنا ونغمضها بذات المفتاح عند ذهابنا للنوم. عدا عن ذلك يحق لك أن تصلي بقدر ما تريد.</w:t>
       </w:r>
     </w:p>
     <w:p>
       <w:pPr>
         <w:rPr>
-          <w:rtl/>
+          <w:rFonts w:hint="cs"/>
           <w:lang w:bidi="ar-SA"/>
         </w:rPr>
       </w:pPr>
@@ -99,152 +133,31 @@
           <w:rtl/>
           <w:lang w:bidi="ar-SA"/>
         </w:rPr>
-        <w:t>إن الناس لطفاء مع بعضهم البعض: هم يتمنون بأن يطول انتظارهم للموت؛ ولأنهم هذا ما يرغبونه يجرؤون بأن يعدوا أنفسهم بأنه هكذا سيكون أيضًا. مَن الذي يحدد مدة الإيجار؟ هل المستأجر أم المالك؟ ... أنت شاب، ومع ذلك لا يمكنك أن تقول بأنك لن تموت قريبًا. قِس التوابيت في المقبرة وستجد بعضها تناسب طولك تمامًا. إن كنا صغار</w:t>
-      </w:r>
-      <w:r>
-        <w:rPr>
-          <w:rFonts w:hint="cs"/>
-          <w:rtl/>
-          <w:lang w:bidi="ar-SA"/>
-        </w:rPr>
-        <w:t>ًا</w:t>
-      </w:r>
-      <w:r>
-        <w:rPr>
-          <w:rFonts w:hint="cs"/>
-          <w:rtl/>
-          <w:lang w:bidi="ar-SA"/>
-        </w:rPr>
-        <w:t xml:space="preserve"> أو كبار الأعمار فنحن في متناول منجل الموت. كبار السن يموتون لكِبَر سنهم، </w:t>
-      </w:r>
-      <w:r>
-        <w:rPr>
-          <w:rFonts w:hint="cs"/>
-          <w:rtl/>
-          <w:lang w:bidi="ar-SA"/>
-        </w:rPr>
-        <w:t xml:space="preserve">لكن الشباب لا يمكنهم أن يمنعوا الموت بأن يصلهم </w:t>
-      </w:r>
-      <w:r>
-        <w:rPr>
-          <w:rFonts w:hint="cs"/>
-          <w:rtl/>
-          <w:lang w:bidi="ar-SA"/>
-        </w:rPr>
-        <w:t xml:space="preserve">هم </w:t>
-      </w:r>
-      <w:r>
-        <w:rPr>
-          <w:rFonts w:hint="cs"/>
-          <w:rtl/>
-          <w:lang w:bidi="ar-SA"/>
-        </w:rPr>
-        <w:t>أيضًا.</w:t>
-      </w:r>
-    </w:p>
-    <w:p>
-      <w:pPr>
-        <w:rPr>
-          <w:rtl/>
-          <w:lang w:bidi="ar-SA"/>
-        </w:rPr>
-      </w:pPr>
-      <w:r>
-        <w:rPr>
-          <w:rFonts w:hint="cs"/>
-          <w:rtl/>
-          <w:lang w:bidi="ar-SA"/>
-        </w:rPr>
-        <w:t>إنه وقت سيء لطلاء السفينة لمنع تسرب الماء داخلها</w:t>
-      </w:r>
-      <w:r>
-        <w:rPr>
-          <w:rtl/>
-        </w:rPr>
-        <w:t xml:space="preserve"> </w:t>
-      </w:r>
-      <w:r>
-        <w:rPr>
-          <w:rtl/>
-          <w:lang w:bidi="ar-SA"/>
-        </w:rPr>
-        <w:t xml:space="preserve">عندما تكون في </w:t>
-      </w:r>
-      <w:r>
-        <w:rPr>
-          <w:rFonts w:hint="cs"/>
-          <w:rtl/>
-          <w:lang w:bidi="ar-SA"/>
-        </w:rPr>
-        <w:t>بحر مائج</w:t>
-      </w:r>
-      <w:r>
-        <w:rPr>
-          <w:rtl/>
-          <w:lang w:bidi="ar-SA"/>
-        </w:rPr>
-        <w:t xml:space="preserve"> وتتقاذفها العواصف.</w:t>
-      </w:r>
-      <w:r>
-        <w:rPr>
-          <w:rFonts w:hint="cs"/>
-          <w:rtl/>
-          <w:lang w:bidi="ar-SA"/>
-        </w:rPr>
-        <w:t xml:space="preserve"> فهذا كان يجب فعله حينما كانت لا زالت في الميناء. ومن السيء أيضًا بأن نبدأ بإعداد عدتنا للسماء ونحن مطروحين على فراش المرض. فكل مَن يبدأ بذلك عندها فقط يكون، ما أخشاه، كائنًا مسكينًا سيذهب إلى الطرف الآخر من الحياة بثوب ردي. ... إنها فقط سماء واحدة. كل مَن تفوته سيعيش في الجحيم إلى الأبد. هنالك مسيح واحد فقط سيُدخلك السماء. كل مَن يرفضه "</w:t>
-      </w:r>
-      <w:r>
-        <w:rPr>
-          <w:rtl/>
-        </w:rPr>
-        <w:t xml:space="preserve"> </w:t>
-      </w:r>
-      <w:r>
-        <w:rPr>
-          <w:rtl/>
-          <w:lang w:bidi="ar-SA"/>
-        </w:rPr>
-        <w:t>لاَ تَبْقَى بَعْدُ ذَبِيحَةٌ عَنِ الْخَطَايَا</w:t>
-      </w:r>
-      <w:r>
-        <w:rPr>
-          <w:rFonts w:hint="cs"/>
-          <w:rtl/>
-          <w:lang w:bidi="ar-SA"/>
-        </w:rPr>
-        <w:t>."</w:t>
-      </w:r>
-    </w:p>
-    <w:p>
-      <w:pPr>
-        <w:rPr>
-          <w:rFonts w:hint="cs"/>
-          <w:lang w:bidi="ar-SA"/>
-        </w:rPr>
-      </w:pPr>
-      <w:r>
-        <w:rPr>
-          <w:rFonts w:hint="cs"/>
-          <w:rtl/>
-          <w:lang w:bidi="ar-SA"/>
-        </w:rPr>
-        <w:t xml:space="preserve">لا أحد سيندم إلا المعلّق فوق هوة الجحيم </w:t>
-      </w:r>
-      <w:r>
-        <w:rPr>
-          <w:rFonts w:hint="cs"/>
-          <w:rtl/>
-          <w:lang w:bidi="ar-SA"/>
-        </w:rPr>
-        <w:t>وهو غير واعٍ للخطر</w:t>
-      </w:r>
-      <w:r>
-        <w:rPr>
-          <w:rFonts w:hint="cs"/>
-          <w:rtl/>
-          <w:lang w:bidi="ar-SA"/>
-        </w:rPr>
-        <w:t>.</w:t>
+        <w:t xml:space="preserve">إن أردت نارًا لذبيحتك المسائية، فاهتم، بأن لا ينتهي ما قد وضعته على مذبحك. كل ما ستُملئ به جرتك هذا ما سوف تسكبه أيضًا. إن ملأناها ماءً فلن نسكب منها خمرًا إلا بأعجوبة. </w:t>
+      </w:r>
+      <w:r>
+        <w:rPr>
+          <w:rFonts w:hint="cs"/>
+          <w:rtl/>
+          <w:lang w:bidi="ar-SA"/>
+        </w:rPr>
+        <w:t>فماذا إذًا إن ملأت قلبك كل النهار بالأرضيات (والله لا يوجد له أي مكان في أفكارك) ومن ثم تريد أن تخرج منه سماويات في المساء؟ كل مَن هو سماوي في مشغولياته الأرضية سيكون أقل عالميًا في مشغولياته السماوية. أحد المؤمنين وهو يحتضر عبّر عن ذلك بصورة جميلة: "إني أستبدل مكان وجودي، ولك</w:t>
+      </w:r>
+      <w:r>
+        <w:rPr>
+          <w:rFonts w:hint="cs"/>
+          <w:rtl/>
+          <w:lang w:bidi="ar-SA"/>
+        </w:rPr>
+        <w:t>ن</w:t>
+      </w:r>
+      <w:r>
+        <w:rPr>
+          <w:rFonts w:hint="cs"/>
+          <w:rtl/>
+          <w:lang w:bidi="ar-SA"/>
+        </w:rPr>
+        <w:t xml:space="preserve"> ليس شركتي."</w:t>
       </w:r>
     </w:p>
     <w:sectPr>
@@ -691,6 +604,29 @@
     <w:semiHidden/>
     <w:unhideWhenUsed/>
   </w:style>
+  <w:style w:type="character" w:styleId="Hyperlink">
+    <w:name w:val="Hyperlink"/>
+    <w:basedOn w:val="DefaultParagraphFont"/>
+    <w:uiPriority w:val="99"/>
+    <w:unhideWhenUsed/>
+    <w:rsid w:val="00B068C0"/>
+    <w:rPr>
+      <w:color w:val="0563C1" w:themeColor="hyperlink"/>
+      <w:u w:val="single"/>
+    </w:rPr>
+  </w:style>
+  <w:style w:type="character" w:styleId="UnresolvedMention">
+    <w:name w:val="Unresolved Mention"/>
+    <w:basedOn w:val="DefaultParagraphFont"/>
+    <w:uiPriority w:val="99"/>
+    <w:semiHidden/>
+    <w:unhideWhenUsed/>
+    <w:rsid w:val="00B068C0"/>
+    <w:rPr>
+      <w:color w:val="605E5C"/>
+      <w:shd w:val="clear" w:color="auto" w:fill="E1DFDD"/>
+    </w:rPr>
+  </w:style>
 </w:styles>
 </file>
 

--- a/docs/downloads/william-gurnall/تم/doc_0531.docx
+++ b/docs/downloads/william-gurnall/تم/doc_0531.docx
@@ -6,7 +6,6 @@
       <w:pPr>
         <w:rPr>
           <w:rtl/>
-          <w:lang w:bidi="ar-SA"/>
         </w:rPr>
       </w:pPr>
       <w:hyperlink r:id="rId4" w:history="1">
@@ -14,23 +13,16 @@
           <w:rPr>
             <w:rStyle w:val="Hyperlink"/>
             <w:rtl/>
-            <w:lang w:bidi="ar-SA"/>
           </w:rPr>
-          <w:t>الصلاة - متى نصلي؟</w:t>
+          <w:t>الصلاة - ما هي الصلاة؟</w:t>
         </w:r>
       </w:hyperlink>
     </w:p>
     <w:p>
       <w:pPr>
         <w:bidi w:val="0"/>
-        <w:rPr>
-          <w:lang w:bidi="ar-SA"/>
-        </w:rPr>
       </w:pPr>
       <w:r>
-        <w:rPr>
-          <w:lang w:bidi="ar-SA"/>
-        </w:rPr>
         <w:t>William Gurnall</w:t>
       </w:r>
     </w:p>
@@ -47,13 +39,28 @@
           <w:rtl/>
           <w:lang w:bidi="ar-SA"/>
         </w:rPr>
-        <w:t>الصلاة في وقت الضيق. حتى إن ليس بإمكان نعمة عابرة أن تبقي الصلاة على قيد الحياة، إلا أن الصلاة سيكون لها تأثير قوي على إبقاء القلب حيًا إن انتهت النعمة. إن اندفن ما يمتلكه الإنسان وثقته في ذات القبر، فسوف يكون أمرًا مؤسفًا. لا أحد يحتمل فقدان فرحه بصبر كالذي وهو فيه تدرب في الصلاة. كلما ازداد داود في صلاته لأجل ابنه وهو على قيد الحياة، كلما كانت دموعه أقل التي سكبها عند موته.</w:t>
+        <w:t xml:space="preserve">الصلاة </w:t>
+      </w:r>
+      <w:r>
+        <w:rPr>
+          <w:rtl/>
+          <w:lang w:bidi="ar-SA"/>
+        </w:rPr>
+        <w:t>–</w:t>
+      </w:r>
+      <w:r>
+        <w:rPr>
+          <w:rFonts w:hint="cs"/>
+          <w:rtl/>
+          <w:lang w:bidi="ar-SA"/>
+        </w:rPr>
+        <w:t xml:space="preserve"> علامة حياة.</w:t>
       </w:r>
     </w:p>
     <w:p>
       <w:pPr>
         <w:rPr>
-          <w:rtl/>
+          <w:rFonts w:hint="cs"/>
           <w:lang w:bidi="ar-SA"/>
         </w:rPr>
       </w:pPr>
@@ -63,7 +70,7 @@
           <w:rtl/>
           <w:lang w:bidi="ar-SA"/>
         </w:rPr>
-        <w:t>الصلاة في وقت السلامة. الصلاة ليست معطف شتاء. صحيح أننا نرتديه في الشتاء، لكن لا يجوز أن نخلعه في سلامة الصيف. إن رأيت مصليًا عليك أن تنتظر إلى أن تبرق وترعد وأن تجيء العاصفة. صلِّ في السلامة، حتى تتقدم في الصدمات. اعترف بالله الآن حتى يعترف بك حينها. هل سنرحب بالصديق الذي لا يقوم بزيارتنا إلا إن أراد أن يستعير منا شيئًا؟ صلِّ في السلامة حتى لا تقع في هذا الأمر. السلامة هي ليست صديق لذاكرتنا، لذا كثيرًا ما لنا إنذار بأن ننتبه متى ما نكون في خير، حتى لا ننسى الله. في الكتاب ترى بأن أكبر سقوط للمؤمنين كان وهم موجودين على أكثر أرضية مستوية</w:t>
+        <w:t xml:space="preserve">ما هي الصلاة غير أن نتنفس النعمة التي يبثها في نفوسنا الروح </w:t>
       </w:r>
       <w:r>
         <w:rPr>
@@ -71,14 +78,7 @@
           <w:rtl/>
           <w:lang w:bidi="ar-SA"/>
         </w:rPr>
-        <w:t xml:space="preserve">. نوح الذي رأى كيف غرق كل العالم في المياه، </w:t>
-      </w:r>
-      <w:r>
-        <w:rPr>
-          <w:rtl/>
-          <w:lang w:bidi="ar-SA"/>
-        </w:rPr>
-        <w:t xml:space="preserve">كان بالكاد آمناً على الأرض عندما 'غرق' في </w:t>
+        <w:t>ا</w:t>
       </w:r>
       <w:r>
         <w:rPr>
@@ -86,14 +86,14 @@
           <w:rtl/>
           <w:lang w:bidi="ar-SA"/>
         </w:rPr>
-        <w:t>الخمر</w:t>
-      </w:r>
-      <w:r>
-        <w:rPr>
-          <w:rtl/>
-          <w:lang w:bidi="ar-SA"/>
-        </w:rPr>
-        <w:t>.</w:t>
+        <w:t>لقدس؟ حينما نفخ الله نسمة حياة في الإنسان أصبح نفسًا حية. وعندما ينفخ الله نسمة حياة روحية في الكائن يصبح نفسًا مصلية. "</w:t>
+      </w:r>
+      <w:r>
+        <w:rPr>
+          <w:rtl/>
+          <w:lang w:bidi="ar-SA"/>
+        </w:rPr>
+        <w:t>هُوَذَا يُصَلِّ</w:t>
       </w:r>
       <w:r>
         <w:rPr>
@@ -101,63 +101,23 @@
           <w:rtl/>
           <w:lang w:bidi="ar-SA"/>
         </w:rPr>
-        <w:t xml:space="preserve"> قلب داود كان ثابتًا عندما كان في البرية، لكن عينه الشهوانية رفرفت وتجولت عندما كان على شرفة سطح قصره.</w:t>
-      </w:r>
-    </w:p>
-    <w:p>
-      <w:pPr>
-        <w:rPr>
-          <w:rtl/>
-          <w:lang w:bidi="ar-SA"/>
-        </w:rPr>
-      </w:pPr>
+        <w:t xml:space="preserve">" قال الله لحنانيا عن بولس (أعمال الرسل 9: 11). الصلاة بالنسبة للخليقة الجديدة هي الصرخة في الخليقة الطبيعية. الطفل غير مجبر أن يتعلم بأن يصرخ فهو يخرج صارخًا إلى العالم. هكذا الصلاة أيضًا لا نتعلمها بالعوائد والقواعد، وإنما </w:t>
+      </w:r>
       <w:r>
         <w:rPr>
           <w:rFonts w:hint="cs"/>
           <w:rtl/>
           <w:lang w:bidi="ar-SA"/>
         </w:rPr>
-        <w:t>صلاة الصباح والمساء. الصلاة يجب أن تفتتح الصباح وتختم المساء. إننا لا نُظهر بأننا مسيحيين إن لم نفتح أعيننا بالصلاة، عند نهوضنا ونغمضها بذات المفتاح عند ذهابنا للنوم. عدا عن ذلك يحق لك أن تصلي بقدر ما تريد.</w:t>
-      </w:r>
-    </w:p>
-    <w:p>
-      <w:pPr>
+        <w:t>هي</w:t>
+      </w:r>
+      <w:r>
         <w:rPr>
           <w:rFonts w:hint="cs"/>
-          <w:lang w:bidi="ar-SA"/>
-        </w:rPr>
-      </w:pPr>
-      <w:r>
-        <w:rPr>
-          <w:rFonts w:hint="cs"/>
-          <w:rtl/>
-          <w:lang w:bidi="ar-SA"/>
-        </w:rPr>
-        <w:t xml:space="preserve">إن أردت نارًا لذبيحتك المسائية، فاهتم، بأن لا ينتهي ما قد وضعته على مذبحك. كل ما ستُملئ به جرتك هذا ما سوف تسكبه أيضًا. إن ملأناها ماءً فلن نسكب منها خمرًا إلا بأعجوبة. </w:t>
-      </w:r>
-      <w:r>
-        <w:rPr>
-          <w:rFonts w:hint="cs"/>
-          <w:rtl/>
-          <w:lang w:bidi="ar-SA"/>
-        </w:rPr>
-        <w:t>فماذا إذًا إن ملأت قلبك كل النهار بالأرضيات (والله لا يوجد له أي مكان في أفكارك) ومن ثم تريد أن تخرج منه سماويات في المساء؟ كل مَن هو سماوي في مشغولياته الأرضية سيكون أقل عالميًا في مشغولياته السماوية. أحد المؤمنين وهو يحتضر عبّر عن ذلك بصورة جميلة: "إني أستبدل مكان وجودي، ولك</w:t>
-      </w:r>
-      <w:r>
-        <w:rPr>
-          <w:rFonts w:hint="cs"/>
-          <w:rtl/>
-          <w:lang w:bidi="ar-SA"/>
-        </w:rPr>
-        <w:t>ن</w:t>
-      </w:r>
-      <w:r>
-        <w:rPr>
-          <w:rFonts w:hint="cs"/>
-          <w:rtl/>
-          <w:lang w:bidi="ar-SA"/>
-        </w:rPr>
-        <w:t xml:space="preserve"> ليس شركتي."</w:t>
+          <w:rtl/>
+          <w:lang w:bidi="ar-SA"/>
+        </w:rPr>
+        <w:t xml:space="preserve"> فيض الحياة الجديدة.</w:t>
       </w:r>
     </w:p>
     <w:sectPr>
@@ -609,7 +569,7 @@
     <w:basedOn w:val="DefaultParagraphFont"/>
     <w:uiPriority w:val="99"/>
     <w:unhideWhenUsed/>
-    <w:rsid w:val="00B068C0"/>
+    <w:rsid w:val="00056FFF"/>
     <w:rPr>
       <w:color w:val="0563C1" w:themeColor="hyperlink"/>
       <w:u w:val="single"/>
@@ -621,7 +581,7 @@
     <w:uiPriority w:val="99"/>
     <w:semiHidden/>
     <w:unhideWhenUsed/>
-    <w:rsid w:val="00B068C0"/>
+    <w:rsid w:val="00056FFF"/>
     <w:rPr>
       <w:color w:val="605E5C"/>
       <w:shd w:val="clear" w:color="auto" w:fill="E1DFDD"/>
